--- a/handoff/SIMPLE-GUIDE.docx
+++ b/handoff/SIMPLE-GUIDE.docx
@@ -1511,12 +1511,67 @@
         <w:pStyle w:val="Heading1"/>
       </w:pPr>
       <w:r>
-        <w:t xml:space="preserve">10. Play Store (later)</w:t>
-      </w:r>
-    </w:p>
-    <w:p>
-      <w:r>
-        <w:t xml:space="preserve">You'll need a signing key (keystore). Keep that key file and its password safe forever — without it you cannot update the app on Play Store. The signed bundle is built with </w:t>
+        <w:t xml:space="preserve">10. Play Store</w:t>
+      </w:r>
+    </w:p>
+    <w:p>
+      <w:r>
+        <w:t xml:space="preserve">Done: the signing key lives in </w:t>
+      </w:r>
+      <w:r>
+        <w:rPr>
+          <w:rFonts w:ascii="Consolas" w:cs="Consolas" w:eastAsia="Consolas" w:hAnsi="Consolas"/>
+          <w:sz w:val="18"/>
+          <w:szCs w:val="18"/>
+        </w:rPr>
+        <w:t xml:space="preserve">release\caloriemate-upload.jks</w:t>
+      </w:r>
+      <w:r>
+        <w:t xml:space="preserve"> (passwords in </w:t>
+      </w:r>
+      <w:r>
+        <w:rPr>
+          <w:rFonts w:ascii="Consolas" w:cs="Consolas" w:eastAsia="Consolas" w:hAnsi="Consolas"/>
+          <w:sz w:val="18"/>
+          <w:szCs w:val="18"/>
+        </w:rPr>
+        <w:t xml:space="preserve">release\KEY-INFO.txt</w:t>
+      </w:r>
+      <w:r>
+        <w:t xml:space="preserve">, copy in </w:t>
+      </w:r>
+      <w:r>
+        <w:rPr>
+          <w:rFonts w:ascii="Consolas" w:cs="Consolas" w:eastAsia="Consolas" w:hAnsi="Consolas"/>
+          <w:sz w:val="18"/>
+          <w:szCs w:val="18"/>
+        </w:rPr>
+        <w:t xml:space="preserve">handoff
+elease</w:t>
+      </w:r>
+      <w:r>
+        <w:t xml:space="preserve">). </w:t>
+      </w:r>
+      <w:r>
+        <w:rPr>
+          <w:b/>
+          <w:bCs/>
+        </w:rPr>
+        <w:t xml:space="preserve">Back it up privately — without it the app can never be updated on Play Store.</w:t>
+      </w:r>
+      <w:r>
+        <w:t xml:space="preserve"> The signed bundle (</w:t>
+      </w:r>
+      <w:r>
+        <w:rPr>
+          <w:rFonts w:ascii="Consolas" w:cs="Consolas" w:eastAsia="Consolas" w:hAnsi="Consolas"/>
+          <w:sz w:val="18"/>
+          <w:szCs w:val="18"/>
+        </w:rPr>
+        <w:t xml:space="preserve">.aab</w:t>
+      </w:r>
+      <w:r>
+        <w:t xml:space="preserve">) is built with </w:t>
       </w:r>
       <w:r>
         <w:rPr>
@@ -1538,7 +1593,18 @@
         <w:t xml:space="preserve">gradlew bundleRelease</w:t>
       </w:r>
       <w:r>
-        <w:t xml:space="preserve">; Android Studio's *Build → Generate Signed Bundle* does the same with a wizard.</w:t>
+        <w:t xml:space="preserve"> (signing is automatic). Full upload steps, store text and questionnaire answers: </w:t>
+      </w:r>
+      <w:r>
+        <w:rPr>
+          <w:rFonts w:ascii="Consolas" w:cs="Consolas" w:eastAsia="Consolas" w:hAnsi="Consolas"/>
+          <w:sz w:val="18"/>
+          <w:szCs w:val="18"/>
+        </w:rPr>
+        <w:t xml:space="preserve">PLAY-STORE-GUIDE</w:t>
+      </w:r>
+      <w:r>
+        <w:t xml:space="preserve">.</w:t>
       </w:r>
     </w:p>
     <w:p/>

--- a/handoff/SIMPLE-GUIDE.docx
+++ b/handoff/SIMPLE-GUIDE.docx
@@ -1546,8 +1546,7 @@
           <w:sz w:val="18"/>
           <w:szCs w:val="18"/>
         </w:rPr>
-        <w:t xml:space="preserve">handoff
-elease</w:t>
+        <w:t xml:space="preserve">handoff\release</w:t>
       </w:r>
       <w:r>
         <w:t xml:space="preserve">). </w:t>
